--- a/МатМодиИИ/ФОС/ОС_Б2.В.01(П)_Производственная_практика_проектно-технологическая.docx
+++ b/МатМодиИИ/ФОС/ОС_Б2.В.01(П)_Производственная_практика_проектно-технологическая.docx
@@ -809,10 +809,6 @@
     <w:p>
       <w:pPr>
         <w:pStyle w:val="a5"/>
-        <w:numPr>
-          <w:ilvl w:val="0"/>
-          <w:numId w:val="3"/>
-        </w:numPr>
         <w:suppressAutoHyphens/>
         <w:autoSpaceDN/>
         <w:jc w:val="center"/>
@@ -822,6 +818,10 @@
           <w:szCs w:val="24"/>
           <w:lang w:val="ru-RU" w:eastAsia="zh-CN"/>
         </w:rPr>
+        <w:keepNext/>
+        <w:numPr>
+          <w:numId w:val="0"/>
+        </w:numPr>
       </w:pPr>
       <w:r>
         <w:rPr>
@@ -830,25 +830,7 @@
           <w:szCs w:val="24"/>
           <w:lang w:val="ru-RU" w:eastAsia="zh-CN"/>
         </w:rPr>
-        <w:t>ПАСПОРТ ОЦЕНОЧНЫХ СРЕДСТВ ДЛЯ ПРОВЕДЕНИЯ ТЕКУЩЕГО КОНТРОЛЯ И ПРОМЕЖУТОЧНОЙ АТТЕСТАЦИИ ПО</w:t>
-      </w:r>
-      <w:r>
-        <w:rPr>
-          <w:kern w:val="2"/>
-          <w:sz w:val="24"/>
-          <w:szCs w:val="24"/>
-          <w:lang w:eastAsia="zh-CN"/>
-        </w:rPr>
-        <w:t> </w:t>
-      </w:r>
-      <w:r>
-        <w:rPr>
-          <w:kern w:val="2"/>
-          <w:sz w:val="24"/>
-          <w:szCs w:val="24"/>
-          <w:lang w:val="ru-RU" w:eastAsia="zh-CN"/>
-        </w:rPr>
-        <w:t>ПРАКТИКЕ</w:t>
+        <w:t>1. ПАСПОРТ ОЦЕНОЧНЫХ СРЕДСТВ ДЛЯ ПРОВЕДЕНИЯ ТЕКУЩЕГО КОНТРОЛЯ И ПРОМЕЖУТОЧНОЙ АТТЕСТАЦИИ ПО ПРАКТИКЕ</w:t>
       </w:r>
     </w:p>
     <w:p>
@@ -1643,10 +1625,6 @@
     <w:p>
       <w:pPr>
         <w:pStyle w:val="a5"/>
-        <w:numPr>
-          <w:ilvl w:val="0"/>
-          <w:numId w:val="4"/>
-        </w:numPr>
         <w:tabs>
           <w:tab w:val="left" w:pos="0"/>
         </w:tabs>
@@ -1660,6 +1638,10 @@
           <w:szCs w:val="24"/>
           <w:lang w:val="ru-RU" w:eastAsia="zh-CN"/>
         </w:rPr>
+        <w:keepNext/>
+        <w:numPr>
+          <w:numId w:val="0"/>
+        </w:numPr>
       </w:pPr>
       <w:r>
         <w:rPr>
@@ -1668,7 +1650,7 @@
           <w:szCs w:val="24"/>
           <w:lang w:val="ru-RU" w:eastAsia="zh-CN"/>
         </w:rPr>
-        <w:t>ТРЕБОВАНИЯ К РЕЗУЛЬТАТАМ ОБУЧЕНИЯ ПО ПРАКТИКЕ</w:t>
+        <w:t>2. ТРЕБОВАНИЯ К РЕЗУЛЬТАТАМ ОБУЧЕНИЯ ПО ПРАКТИКЕ</w:t>
       </w:r>
     </w:p>
     <w:p>
@@ -1842,7 +1824,9 @@
                 <w:szCs w:val="16"/>
                 <w:lang w:val="ru-RU"/>
               </w:rPr>
-              <w:t xml:space="preserve">Перечень планируемых результатов обучения при прохождении практики. Обучающиеся должны:</w:t>
+              <w:t>Перечень планируемых результатов обучения по практике</w:t>
+              <w:br/>
+              <w:t>В результате прохождения практики обучающиеся должны:</w:t>
             </w:r>
           </w:p>
         </w:tc>
@@ -3109,6 +3093,10 @@
           <w:szCs w:val="24"/>
           <w:lang w:eastAsia="zh-CN"/>
         </w:rPr>
+        <w:keepNext/>
+        <w:numPr>
+          <w:numId w:val="0"/>
+        </w:numPr>
       </w:pPr>
       <w:r>
         <w:rPr>
@@ -3117,17 +3105,7 @@
           <w:szCs w:val="24"/>
           <w:lang w:eastAsia="zh-CN"/>
         </w:rPr>
-        <w:t xml:space="preserve">3. ТИПОВОЙ </w:t>
-      </w:r>
-      <w:r>
-        <w:rPr>
-          <w:caps/>
-          <w:kern w:val="2"/>
-          <w:sz w:val="24"/>
-          <w:szCs w:val="24"/>
-          <w:lang w:eastAsia="zh-CN"/>
-        </w:rPr>
-        <w:t>комплект оценочных средств для текущего контроля и промежуточной аттестации по практике</w:t>
+        <w:t>3. ТИПОВОЙ КОМПЛЕКТ ОЦЕНОЧНЫХ СРЕДСТВ ДЛЯ ТЕКУЩЕГО КОНТРОЛЯ И ПРОМЕЖУТОЧНОЙ АТТЕСТАЦИИ ПО ПРАКТИКЕ</w:t>
       </w:r>
     </w:p>
     <w:p>
@@ -3151,6 +3129,7 @@
     <w:p>
       <w:pPr>
         <w:pStyle w:val="a5"/>
+        <w:keepNext/>
         <w:adjustRightInd w:val="0"/>
         <w:ind w:left="0" w:right="-2" w:firstLine="0"/>
         <w:contextualSpacing/>
@@ -3507,6 +3486,7 @@
     <w:p>
       <w:pPr>
         <w:pStyle w:val="a3"/>
+        <w:keepNext/>
         <w:spacing w:after="0" w:line="240" w:lineRule="auto"/>
         <w:ind w:right="-2" w:firstLine="0"/>
         <w:jc w:val="center"/>
@@ -3966,6 +3946,7 @@
     </w:p>
     <w:p>
       <w:pPr>
+        <w:keepNext/>
         <w:ind w:right="-2" w:firstLine="0"/>
         <w:contextualSpacing/>
         <w:jc w:val="both"/>
@@ -4003,37 +3984,6 @@
           <w:u w:val="single"/>
         </w:rPr>
         <w:t>к содержанию и оформлению отчета по практике</w:t>
-      </w:r>
-    </w:p>
-    <w:p>
-      <w:pPr>
-        <w:tabs>
-          <w:tab w:val="left" w:pos="0"/>
-          <w:tab w:val="left" w:pos="709"/>
-        </w:tabs>
-        <w:suppressAutoHyphens/>
-        <w:autoSpaceDN/>
-        <w:adjustRightInd/>
-        <w:spacing w:line="240" w:lineRule="auto"/>
-        <w:ind w:right="282" w:firstLine="0"/>
-        <w:jc w:val="center"/>
-        <w:rPr>
-          <w:i/>
-          <w:kern w:val="2"/>
-          <w:sz w:val="28"/>
-          <w:szCs w:val="28"/>
-          <w:u w:val="single"/>
-          <w:lang w:eastAsia="zh-CN"/>
-        </w:rPr>
-      </w:pPr>
-      <w:r>
-        <w:rPr>
-          <w:i/>
-          <w:kern w:val="2"/>
-          <w:sz w:val="28"/>
-          <w:szCs w:val="28"/>
-        </w:rPr>
-        <w:t>(содержание отчета должно полностью соответствовать программе практики и индивидуальному заданию обучающегося)</w:t>
       </w:r>
     </w:p>
     <w:p>
@@ -4059,16 +4009,7 @@
           <w:szCs w:val="28"/>
           <w:lang w:eastAsia="zh-CN"/>
         </w:rPr>
-        <w:t>Обучающийся предоставляет индивидуальное задание, отчет, отзыв руководителя практики, техническое описание разработанного прототипа и его проверки, дневник практики. Формы этих документов приведены в приложениях 1.1–1.7 к программе практики.</w:t>
-      </w:r>
-      <w:r>
-        <w:rPr>
-          <w:kern w:val="2"/>
-          <w:sz w:val="28"/>
-          <w:szCs w:val="28"/>
-          <w:lang w:eastAsia="zh-CN"/>
-        </w:rPr>
-        <w:t xml:space="preserve"/>
+        <w:t>Обучающийся представляет индивидуальное задание (приложения 1.1 и 1.2 к программе практики), отчёт (титульный лист — приложение 1.3; рекомендации — приложение 1.4), отзыв руководителя (приложение 1.5), техническое описание прототипа (приложение 1.6) и дневник практики (приложение 1.7).</w:t>
       </w:r>
     </w:p>
     <w:p>
@@ -4096,15 +4037,6 @@
         </w:rPr>
         <w:t>Отчет о прохождении практики должен содержать краткое описание проделанной работы в соответствии с индивидуальным заданием. Текст отчета должен быть структурирован по пунктам, соответствующим индивидуальному заданию. В зависимости от специфики индивидуального задания отчет может содержать:</w:t>
       </w:r>
-      <w:r>
-        <w:rPr>
-          <w:kern w:val="2"/>
-          <w:sz w:val="28"/>
-          <w:szCs w:val="28"/>
-          <w:lang w:eastAsia="zh-CN"/>
-        </w:rPr>
-        <w:t xml:space="preserve"/>
-      </w:r>
     </w:p>
     <w:p>
       <w:pPr>
@@ -4131,15 +4063,6 @@
         </w:rPr>
         <w:t>– требования к прототипу, постановку математической задачи, описание модулей, структуры данных, интерфейсов и полученного программного результата;</w:t>
       </w:r>
-      <w:r>
-        <w:rPr>
-          <w:kern w:val="2"/>
-          <w:sz w:val="28"/>
-          <w:szCs w:val="28"/>
-          <w:lang w:eastAsia="zh-CN"/>
-        </w:rPr>
-        <w:t xml:space="preserve"/>
-      </w:r>
     </w:p>
     <w:p>
       <w:pPr>
@@ -4166,15 +4089,6 @@
         </w:rPr>
         <w:t>– подготовку данных, описание простой нейронной модели, изменение правила градиентного шага и элемента архитектуры, результаты численных и функциональных проверок, инструкции запуска и сопровождения.</w:t>
       </w:r>
-      <w:r>
-        <w:rPr>
-          <w:kern w:val="2"/>
-          <w:sz w:val="28"/>
-          <w:szCs w:val="28"/>
-          <w:lang w:eastAsia="zh-CN"/>
-        </w:rPr>
-        <w:t xml:space="preserve"/>
-      </w:r>
     </w:p>
     <w:p>
       <w:pPr>
@@ -4199,16 +4113,7 @@
           <w:szCs w:val="28"/>
           <w:lang w:eastAsia="zh-CN"/>
         </w:rPr>
-        <w:t>Техническое описание прототипа содержит назначение, требования, структуру решения, форматы данных и интерфейсы, математическое ядро, спецификацию простой нейронной модели, изменения алгоритма обучения и архитектуры, результаты проверок и ограничения. Для повторения результата указываются файлы, параметры и порядок запуска (приложение 1.6 к программе практики).</w:t>
-      </w:r>
-      <w:r>
-        <w:rPr>
-          <w:kern w:val="2"/>
-          <w:sz w:val="28"/>
-          <w:szCs w:val="28"/>
-          <w:lang w:eastAsia="zh-CN"/>
-        </w:rPr>
-        <w:t xml:space="preserve"/>
+        <w:t>Техническое описание прототипа содержит назначение, требования, структуру решения, форматы данных и интерфейсы, математическое ядро, спецификацию простой нейронной модели, изменения алгоритма обучения и архитектуры, результаты проверок и ограничения. Для повторения результата указываются файлы, параметры и порядок запуска (Приложение 1.6).</w:t>
       </w:r>
     </w:p>
     <w:p>
@@ -4234,16 +4139,7 @@
           <w:szCs w:val="28"/>
           <w:lang w:eastAsia="zh-CN"/>
         </w:rPr>
-        <w:t>В дневнике практики (приложение 1.7 к программе практики) обучающийся по дням или по неделям, или по иным периодам времени, указывает деятельность, которую вел. Если практика проходила в профильной организации, то дневник подписывается руководителем практики от профильной организации и заверяется штампом или печатью профильной организации.</w:t>
-      </w:r>
-      <w:r>
-        <w:rPr>
-          <w:kern w:val="2"/>
-          <w:sz w:val="28"/>
-          <w:szCs w:val="28"/>
-          <w:lang w:eastAsia="zh-CN"/>
-        </w:rPr>
-        <w:t xml:space="preserve"/>
+        <w:t>В дневнике практики (Приложение 1.7) обучающийся по дням или по неделям, или по иным периодам времени, указывает деятельность, которую вел. Если практика проходила в профильной организации, то дневник подписывается руководителем практики от профильной организации и заверяется штампом или печатью профильной организации.</w:t>
       </w:r>
     </w:p>
     <w:p>
@@ -4269,16 +4165,7 @@
           <w:szCs w:val="28"/>
           <w:lang w:eastAsia="zh-CN"/>
         </w:rPr>
-        <w:t>Список научных публикаций при наличии (приложение 1.8 к программе практики); публикация не является обязательным условием прохождения практики.</w:t>
-      </w:r>
-      <w:r>
-        <w:rPr>
-          <w:kern w:val="2"/>
-          <w:sz w:val="28"/>
-          <w:szCs w:val="28"/>
-          <w:lang w:eastAsia="zh-CN"/>
-        </w:rPr>
-        <w:t xml:space="preserve"/>
+        <w:t>Список научных публикаций по форме приложения 1.8 к программе практики и портфолио представляются при наличии. Публикация не является обязательным условием прохождения практики.</w:t>
       </w:r>
     </w:p>
     <w:p>
@@ -4304,16 +4191,7 @@
           <w:szCs w:val="28"/>
           <w:lang w:eastAsia="zh-CN"/>
         </w:rPr>
-        <w:t>Портфолио (при наличии): сертификаты, дипломы об участии в конференциях, проектах, конкурсах.</w:t>
-      </w:r>
-      <w:r>
-        <w:rPr>
-          <w:kern w:val="2"/>
-          <w:sz w:val="28"/>
-          <w:szCs w:val="28"/>
-          <w:lang w:eastAsia="zh-CN"/>
-        </w:rPr>
-        <w:t xml:space="preserve"/>
+        <w:t>По окончании производственной практики (проектно-технологической) обучающийся представляет руководителю отчетную документацию и электронный комплект прототипа в установленный срок и защищает результаты на итоговой конференции или собеседовании по практике.</w:t>
       </w:r>
     </w:p>
     <w:p>
@@ -4339,16 +4217,7 @@
           <w:szCs w:val="28"/>
           <w:lang w:eastAsia="zh-CN"/>
         </w:rPr>
-        <w:t>По окончании производственной практики (проектно-технологической) обучающийся представляет руководителю отчетную документацию и электронный комплект прототипа в установленный срок и защищает результаты на итоговой конференции или собеседовании по практике.</w:t>
-      </w:r>
-      <w:r>
-        <w:rPr>
-          <w:kern w:val="2"/>
-          <w:sz w:val="28"/>
-          <w:szCs w:val="28"/>
-          <w:lang w:eastAsia="zh-CN"/>
-        </w:rPr>
-        <w:t xml:space="preserve"/>
+        <w:t>На итоговой защите обучающийся демонстрирует основной пользовательский сценарий, обработку ошибочного ввода, сравнение вариантов алгоритма обучения и архитектуры, устраненный дефект и порядок запуска по инструкции. На вопросы руководителя обучающийся объясняет математическую часть, программные решения и собственный вклад.</w:t>
       </w:r>
     </w:p>
     <w:p>
@@ -4374,48 +4243,7 @@
           <w:szCs w:val="28"/>
           <w:lang w:eastAsia="zh-CN"/>
         </w:rPr>
-        <w:t>На итоговой защите обучающийся демонстрирует основной пользовательский сценарий, обработку ошибочного ввода, сравнение вариантов алгоритма обучения и архитектуры, устраненный дефект и порядок запуска по инструкции. На вопросы руководителя обучающийся объясняет математическую часть, программные решения и собственный вклад.</w:t>
-      </w:r>
-      <w:r>
-        <w:rPr>
-          <w:kern w:val="2"/>
-          <w:sz w:val="28"/>
-          <w:szCs w:val="28"/>
-          <w:lang w:eastAsia="zh-CN"/>
-        </w:rPr>
-        <w:t xml:space="preserve"/>
-      </w:r>
-    </w:p>
-    <w:p>
-      <w:pPr>
-        <w:suppressAutoHyphens/>
-        <w:autoSpaceDN/>
-        <w:adjustRightInd/>
-        <w:spacing w:line="240" w:lineRule="auto"/>
-        <w:ind w:right="-2" w:firstLine="567"/>
-        <w:jc w:val="both"/>
-        <w:rPr>
-          <w:kern w:val="2"/>
-          <w:sz w:val="28"/>
-          <w:szCs w:val="28"/>
-          <w:lang w:eastAsia="zh-CN"/>
-        </w:rPr>
-      </w:pPr>
-    </w:p>
-    <w:p>
-      <w:pPr>
-        <w:suppressAutoHyphens/>
-        <w:autoSpaceDN/>
-        <w:adjustRightInd/>
-        <w:spacing w:line="240" w:lineRule="auto"/>
-        <w:ind w:right="-2" w:firstLine="0"/>
-        <w:rPr>
-          <w:kern w:val="2"/>
-          <w:sz w:val="28"/>
-          <w:szCs w:val="28"/>
-          <w:lang w:eastAsia="zh-CN"/>
-        </w:rPr>
-      </w:pPr>
+      </w:r>
     </w:p>
     <w:p>
       <w:pPr>
@@ -4431,6 +4259,10 @@
           <w:szCs w:val="24"/>
           <w:lang w:eastAsia="zh-CN"/>
         </w:rPr>
+        <w:keepNext/>
+        <w:numPr>
+          <w:numId w:val="0"/>
+        </w:numPr>
       </w:pPr>
       <w:r>
         <w:rPr>
@@ -4463,17 +4295,7 @@
           <w:szCs w:val="28"/>
           <w:lang w:eastAsia="en-US"/>
         </w:rPr>
-        <w:t xml:space="preserve">Результаты прохождения практики оцениваются на зачете с оценкой по пятибалльной шкале.</w:t>
-      </w:r>
-      <w:r>
-        <w:rPr>
-          <w:i/>
-          <w:kern w:val="2"/>
-          <w:sz w:val="28"/>
-          <w:szCs w:val="28"/>
-          <w:lang w:eastAsia="en-US"/>
-        </w:rPr>
-        <w:t/>
+        <w:t>Результаты прохождения практики в 6 семестре оцениваются на зачёте с оценкой («отлично», «хорошо», «удовлетворительно», «неудовлетворительно»).</w:t>
       </w:r>
     </w:p>
     <w:tbl>
